--- a/docs/Проектирование/10_Нефункциональные_требования.docx
+++ b/docs/Проектирование/10_Нефункциональные_требования.docx
@@ -587,6 +587,62 @@
         <w:rPr>
           <w:color w:val="2F5496"/>
         </w:rPr>
+        <w:t>Развёртывание на виртуальной машине (уроки проекта DS)</w:t>
+      </w:r>
+    </w:p>
+    <w:p>
+      <w:r>
+        <w:t>Сервер разворачивается на виртуальной машине. В проекте DS на ВМ уже возникали проблемы — учитываем заранее:</w:t>
+      </w:r>
+    </w:p>
+    <w:p>
+      <w:pPr>
+        <w:pStyle w:val="ListBullet"/>
+      </w:pPr>
+      <w:r>
+        <w:t>Сбитые часы ВМ → apt не мог проверить подписи пакетов → сборка падала. Меры: синхронизация времени (NTP / timedatectl) ДО установки; проверка времени в авто-диагностике при развёртывании.</w:t>
+      </w:r>
+    </w:p>
+    <w:p>
+      <w:pPr>
+        <w:pStyle w:val="ListBullet"/>
+      </w:pPr>
+      <w:r>
+        <w:t>MinIO latest требует CPU уровня x86-64-v2; на ВМ со «старым»/generic CPU падал. Меры: пинить совместимый образ (в DS — RELEASE.2022-10-24). В docker-compose образ параметризован через переменную MINIO_IMAGE — на ВМ задать пиновую версию.</w:t>
+      </w:r>
+    </w:p>
+    <w:p>
+      <w:pPr>
+        <w:pStyle w:val="ListBullet"/>
+      </w:pPr>
+      <w:r>
+        <w:t>Архитектура — amd64 (ВМ обычно x86_64); образы собирать под amd64.</w:t>
+      </w:r>
+    </w:p>
+    <w:p>
+      <w:pPr>
+        <w:pStyle w:val="ListBullet"/>
+      </w:pPr>
+      <w:r>
+        <w:t>Офлайн-поставка образов: реестр Docker Hub на площадке может быть недоступен (уже наблюдали TLS-обрывы) — готовить образы заранее (сохранить/перенести).</w:t>
+      </w:r>
+    </w:p>
+    <w:p>
+      <w:pPr>
+        <w:pStyle w:val="ListBullet"/>
+      </w:pPr>
+      <w:r>
+        <w:t>Ресурсы ВМ (CPU/RAM/диск) и проброс портов в LAN — проверять при установке (входит в авто-тестирование).</w:t>
+      </w:r>
+    </w:p>
+    <w:p>
+      <w:pPr>
+        <w:pStyle w:val="Heading1"/>
+      </w:pPr>
+      <w:r>
+        <w:rPr>
+          <w:color w:val="2F5496"/>
+        </w:rPr>
         <w:t>Открытые под-вопросы (в реестр 05)</w:t>
       </w:r>
     </w:p>
@@ -604,6 +660,14 @@
       </w:pPr>
       <w:r>
         <w:t>Конкретный SLA по доступности, если появится внешний доступ.</w:t>
+      </w:r>
+    </w:p>
+    <w:p>
+      <w:pPr>
+        <w:pStyle w:val="ListBullet"/>
+      </w:pPr>
+      <w:r>
+        <w:t>Параметры ВМ (vCPU/RAM/диск, тип гипервизора, поколение CPU) — для проверки совместимости образов.</w:t>
       </w:r>
     </w:p>
     <w:sectPr>

--- a/docs/Проектирование/10_Нефункциональные_требования.docx
+++ b/docs/Проектирование/10_Нефункциональные_требования.docx
@@ -29,7 +29,7 @@
           <w:color w:val="6B7280"/>
           <w:sz w:val="18"/>
         </w:rPr>
-        <w:t>Проект «Dashbord» · универсальная BI-платформа · черновик 2026-07-11</w:t>
+        <w:t>Проект «Dashboard» (ГБУ «МФЦ ДНР») · универсальная BI-платформа · черновик 2026-07-11</w:t>
       </w:r>
     </w:p>
     <w:p/>
